--- a/提携提案/WineBank×中伊豆ワイナリー_業務提携イメージ.docx
+++ b/提携提案/WineBank×中伊豆ワイナリー_業務提携イメージ.docx
@@ -167,33 +167,341 @@
     </w:p>
     <w:p>
       <w:pPr>
-        <w:spacing w:before="120" w:after="120"/>
-        <w:ind w:left="340"/>
+        <w:spacing w:before="200" w:after="80"/>
       </w:pPr>
       <w:r>
         <w:rPr>
           <w:rFonts w:ascii="游ゴシック" w:hAnsi="游ゴシック" w:eastAsia="游ゴシック"/>
           <w:b/>
-          <w:color w:val="666666"/>
-          <w:sz w:val="19"/>
+          <w:color w:val="222222"/>
+          <w:sz w:val="22"/>
         </w:rPr>
-        <w:t>表記について</w:t>
+        <w:t>ご確認いただいた前提（2026年9月／SDI様）</w:t>
       </w:r>
+    </w:p>
+    <w:tbl>
+      <w:tblPr>
+        <w:tblStyle w:val="TableGrid"/>
+        <w:tblW w:type="auto" w:w="0"/>
+        <w:jc w:val="center"/>
+        <w:tblLook w:firstColumn="1" w:firstRow="1" w:lastColumn="0" w:lastRow="0" w:noHBand="0" w:noVBand="1" w:val="04A0"/>
+      </w:tblPr>
+      <w:tblGrid>
+        <w:gridCol w:w="3213"/>
+        <w:gridCol w:w="3213"/>
+        <w:gridCol w:w="3213"/>
+      </w:tblGrid>
+      <w:tr>
+        <w:tc>
+          <w:tcPr>
+            <w:tcW w:type="dxa" w:w="3213"/>
+            <w:shd w:val="clear" w:fill="F3EDE1"/>
+          </w:tcPr>
+          <w:p>
+            <w:r/>
+          </w:p>
+        </w:tc>
+        <w:tc>
+          <w:tcPr>
+            <w:tcW w:type="dxa" w:w="3213"/>
+            <w:shd w:val="clear" w:fill="F3EDE1"/>
+          </w:tcPr>
+          <w:p>
+            <w:r/>
+            <w:r>
+              <w:rPr>
+                <w:rFonts w:ascii="游ゴシック" w:hAnsi="游ゴシック" w:eastAsia="游ゴシック"/>
+                <w:b/>
+                <w:color w:val="222222"/>
+                <w:sz w:val="18"/>
+              </w:rPr>
+              <w:t>項目</w:t>
+            </w:r>
+          </w:p>
+        </w:tc>
+        <w:tc>
+          <w:tcPr>
+            <w:tcW w:type="dxa" w:w="3213"/>
+            <w:shd w:val="clear" w:fill="F3EDE1"/>
+          </w:tcPr>
+          <w:p>
+            <w:r/>
+            <w:r>
+              <w:rPr>
+                <w:rFonts w:ascii="游ゴシック" w:hAnsi="游ゴシック" w:eastAsia="游ゴシック"/>
+                <w:b/>
+                <w:color w:val="222222"/>
+                <w:sz w:val="18"/>
+              </w:rPr>
+              <w:t>ご回答</w:t>
+            </w:r>
+          </w:p>
+        </w:tc>
+      </w:tr>
+      <w:tr>
+        <w:tc>
+          <w:tcPr>
+            <w:tcW w:type="dxa" w:w="3213"/>
+          </w:tcPr>
+          <w:p>
+            <w:r/>
+            <w:r>
+              <w:rPr>
+                <w:rFonts w:ascii="游ゴシック" w:hAnsi="游ゴシック" w:eastAsia="游ゴシック"/>
+                <w:b w:val="0"/>
+                <w:color w:val="222222"/>
+                <w:sz w:val="18"/>
+              </w:rPr>
+              <w:t>1</w:t>
+            </w:r>
+          </w:p>
+        </w:tc>
+        <w:tc>
+          <w:tcPr>
+            <w:tcW w:type="dxa" w:w="3213"/>
+          </w:tcPr>
+          <w:p>
+            <w:r/>
+            <w:r>
+              <w:rPr>
+                <w:rFonts w:ascii="游ゴシック" w:hAnsi="游ゴシック" w:eastAsia="游ゴシック"/>
+                <w:b w:val="0"/>
+                <w:color w:val="222222"/>
+                <w:sz w:val="18"/>
+              </w:rPr>
+              <w:t>提携の主体</w:t>
+            </w:r>
+          </w:p>
+        </w:tc>
+        <w:tc>
+          <w:tcPr>
+            <w:tcW w:type="dxa" w:w="3213"/>
+          </w:tcPr>
+          <w:p>
+            <w:r/>
+            <w:r>
+              <w:rPr>
+                <w:rFonts w:ascii="游ゴシック" w:hAnsi="游ゴシック" w:eastAsia="游ゴシック"/>
+                <w:b/>
+                <w:color w:val="222222"/>
+                <w:sz w:val="18"/>
+              </w:rPr>
+              <w:t>シダックス中伊豆ワイナリーヒルズ株式会社</w:t>
+            </w:r>
+          </w:p>
+        </w:tc>
+      </w:tr>
+      <w:tr>
+        <w:tc>
+          <w:tcPr>
+            <w:tcW w:type="dxa" w:w="3213"/>
+          </w:tcPr>
+          <w:p>
+            <w:r/>
+            <w:r>
+              <w:rPr>
+                <w:rFonts w:ascii="游ゴシック" w:hAnsi="游ゴシック" w:eastAsia="游ゴシック"/>
+                <w:b w:val="0"/>
+                <w:color w:val="222222"/>
+                <w:sz w:val="18"/>
+              </w:rPr>
+              <w:t>2</w:t>
+            </w:r>
+          </w:p>
+        </w:tc>
+        <w:tc>
+          <w:tcPr>
+            <w:tcW w:type="dxa" w:w="3213"/>
+          </w:tcPr>
+          <w:p>
+            <w:r/>
+            <w:r>
+              <w:rPr>
+                <w:rFonts w:ascii="游ゴシック" w:hAnsi="游ゴシック" w:eastAsia="游ゴシック"/>
+                <w:b w:val="0"/>
+                <w:color w:val="222222"/>
+                <w:sz w:val="18"/>
+              </w:rPr>
+              <w:t>表記</w:t>
+            </w:r>
+          </w:p>
+        </w:tc>
+        <w:tc>
+          <w:tcPr>
+            <w:tcW w:type="dxa" w:w="3213"/>
+          </w:tcPr>
+          <w:p>
+            <w:r/>
+            <w:r>
+              <w:rPr>
+                <w:rFonts w:ascii="游ゴシック" w:hAnsi="游ゴシック" w:eastAsia="游ゴシック"/>
+                <w:b/>
+                <w:color w:val="222222"/>
+                <w:sz w:val="18"/>
+              </w:rPr>
+              <w:t>中伊豆ワイナリー</w:t>
+            </w:r>
+            <w:r>
+              <w:rPr>
+                <w:rFonts w:ascii="游ゴシック" w:hAnsi="游ゴシック" w:eastAsia="游ゴシック"/>
+                <w:b w:val="0"/>
+                <w:color w:val="222222"/>
+                <w:sz w:val="18"/>
+              </w:rPr>
+              <w:t>（「西伊豆」表記を訂正）</w:t>
+            </w:r>
+          </w:p>
+        </w:tc>
+      </w:tr>
+      <w:tr>
+        <w:tc>
+          <w:tcPr>
+            <w:tcW w:type="dxa" w:w="3213"/>
+          </w:tcPr>
+          <w:p>
+            <w:r/>
+            <w:r>
+              <w:rPr>
+                <w:rFonts w:ascii="游ゴシック" w:hAnsi="游ゴシック" w:eastAsia="游ゴシック"/>
+                <w:b w:val="0"/>
+                <w:color w:val="222222"/>
+                <w:sz w:val="18"/>
+              </w:rPr>
+              <w:t>3</w:t>
+            </w:r>
+          </w:p>
+        </w:tc>
+        <w:tc>
+          <w:tcPr>
+            <w:tcW w:type="dxa" w:w="3213"/>
+          </w:tcPr>
+          <w:p>
+            <w:r/>
+            <w:r>
+              <w:rPr>
+                <w:rFonts w:ascii="游ゴシック" w:hAnsi="游ゴシック" w:eastAsia="游ゴシック"/>
+                <w:b w:val="0"/>
+                <w:color w:val="222222"/>
+                <w:sz w:val="18"/>
+              </w:rPr>
+              <w:t>現物購入分の決済</w:t>
+            </w:r>
+          </w:p>
+        </w:tc>
+        <w:tc>
+          <w:tcPr>
+            <w:tcW w:type="dxa" w:w="3213"/>
+          </w:tcPr>
+          <w:p>
+            <w:r/>
+            <w:r>
+              <w:rPr>
+                <w:rFonts w:ascii="游ゴシック" w:hAnsi="游ゴシック" w:eastAsia="游ゴシック"/>
+                <w:b/>
+                <w:color w:val="222222"/>
+                <w:sz w:val="18"/>
+              </w:rPr>
+              <w:t>9月末／当初の想定どおり</w:t>
+            </w:r>
+          </w:p>
+        </w:tc>
+      </w:tr>
+      <w:tr>
+        <w:tc>
+          <w:tcPr>
+            <w:tcW w:type="dxa" w:w="3213"/>
+          </w:tcPr>
+          <w:p>
+            <w:r/>
+            <w:r>
+              <w:rPr>
+                <w:rFonts w:ascii="游ゴシック" w:hAnsi="游ゴシック" w:eastAsia="游ゴシック"/>
+                <w:b w:val="0"/>
+                <w:color w:val="222222"/>
+                <w:sz w:val="18"/>
+              </w:rPr>
+              <w:t>4</w:t>
+            </w:r>
+          </w:p>
+        </w:tc>
+        <w:tc>
+          <w:tcPr>
+            <w:tcW w:type="dxa" w:w="3213"/>
+          </w:tcPr>
+          <w:p>
+            <w:r/>
+            <w:r>
+              <w:rPr>
+                <w:rFonts w:ascii="游ゴシック" w:hAnsi="游ゴシック" w:eastAsia="游ゴシック"/>
+                <w:b w:val="0"/>
+                <w:color w:val="222222"/>
+                <w:sz w:val="18"/>
+              </w:rPr>
+              <w:t>神山フォレスト1階レストラン</w:t>
+            </w:r>
+          </w:p>
+        </w:tc>
+        <w:tc>
+          <w:tcPr>
+            <w:tcW w:type="dxa" w:w="3213"/>
+          </w:tcPr>
+          <w:p>
+            <w:r/>
+            <w:r>
+              <w:rPr>
+                <w:rFonts w:ascii="游ゴシック" w:hAnsi="游ゴシック" w:eastAsia="游ゴシック"/>
+                <w:b w:val="0"/>
+                <w:color w:val="222222"/>
+                <w:sz w:val="18"/>
+              </w:rPr>
+              <w:t>本提携には</w:t>
+            </w:r>
+            <w:r>
+              <w:rPr>
+                <w:rFonts w:ascii="游ゴシック" w:hAnsi="游ゴシック" w:eastAsia="游ゴシック"/>
+                <w:b/>
+                <w:color w:val="222222"/>
+                <w:sz w:val="18"/>
+              </w:rPr>
+              <w:t>含めない</w:t>
+            </w:r>
+            <w:r>
+              <w:rPr>
+                <w:rFonts w:ascii="游ゴシック" w:hAnsi="游ゴシック" w:eastAsia="游ゴシック"/>
+                <w:b w:val="0"/>
+                <w:color w:val="222222"/>
+                <w:sz w:val="18"/>
+              </w:rPr>
+              <w:t>（別トラック）</w:t>
+            </w:r>
+          </w:p>
+        </w:tc>
+      </w:tr>
+    </w:tbl>
+    <w:p>
+      <w:pPr>
+        <w:spacing w:after="80"/>
+      </w:pPr>
+    </w:p>
+    <w:p>
+      <w:pPr>
+        <w:spacing w:after="80"/>
+      </w:pPr>
       <w:r>
         <w:rPr>
           <w:rFonts w:ascii="游ゴシック" w:hAnsi="游ゴシック" w:eastAsia="游ゴシック"/>
           <w:b w:val="0"/>
-          <w:color w:val="666666"/>
-          <w:sz w:val="19"/>
+          <w:color w:val="222222"/>
+          <w:sz w:val="21"/>
         </w:rPr>
-        <w:t xml:space="preserve">：これまでのやり取りで「西伊豆ワイナリー」「中伊豆ワイナリー」の両表記が混在しておりました。 本書では、志太会長が2000年に創業された </w:t>
+        <w:t xml:space="preserve">対象施設は、志太会長が2000年に私財を投じて創業された </w:t>
       </w:r>
       <w:r>
         <w:rPr>
           <w:rFonts w:ascii="游ゴシック" w:hAnsi="游ゴシック" w:eastAsia="游ゴシック"/>
           <w:b/>
-          <w:color w:val="666666"/>
-          <w:sz w:val="19"/>
+          <w:color w:val="222222"/>
+          <w:sz w:val="21"/>
         </w:rPr>
         <w:t>中伊豆ワイナリー シャトーT.S（静岡県伊豆市／運営：シダックス中伊豆ワイナリーヒルズ株式会社）</w:t>
       </w:r>
@@ -201,10 +509,10 @@
         <w:rPr>
           <w:rFonts w:ascii="游ゴシック" w:hAnsi="游ゴシック" w:eastAsia="游ゴシック"/>
           <w:b w:val="0"/>
-          <w:color w:val="666666"/>
-          <w:sz w:val="19"/>
+          <w:color w:val="222222"/>
+          <w:sz w:val="21"/>
         </w:rPr>
-        <w:t xml:space="preserve"> を指すものとして記載しております。 認識に相違がございましたらご指摘ください。</w:t>
+        <w:t xml:space="preserve"> です。</w:t>
       </w:r>
     </w:p>
     <w:p>
@@ -1209,7 +1517,7 @@
           <w:color w:val="222222"/>
           <w:sz w:val="22"/>
         </w:rPr>
-        <w:t>柱④ 都心アンテナ拠点での中伊豆ブランド発信</w:t>
+        <w:t>柱④ 都心チャネルでの中伊豆ブランド発信</w:t>
       </w:r>
     </w:p>
     <w:p>
@@ -1221,20 +1529,11 @@
       <w:r>
         <w:rPr>
           <w:rFonts w:ascii="游ゴシック" w:hAnsi="游ゴシック" w:eastAsia="游ゴシック"/>
-          <w:b w:val="0"/>
-          <w:color w:val="222222"/>
-          <w:sz w:val="21"/>
-        </w:rPr>
-        <w:t>渋谷・神山フォレスト1階のレストラン運営が実現した場合、同店を</w:t>
-      </w:r>
-      <w:r>
-        <w:rPr>
-          <w:rFonts w:ascii="游ゴシック" w:hAnsi="游ゴシック" w:eastAsia="游ゴシック"/>
           <w:b/>
           <w:color w:val="222222"/>
           <w:sz w:val="21"/>
         </w:rPr>
-        <w:t>中伊豆ワインの都心ショーケース</w:t>
+        <w:t>六本木ミッドタウン「Bistro&amp;Bar WineBank terrace」</w:t>
       </w:r>
       <w:r>
         <w:rPr>
@@ -1243,7 +1542,7 @@
           <w:color w:val="222222"/>
           <w:sz w:val="21"/>
         </w:rPr>
-        <w:t>に</w:t>
+        <w:t xml:space="preserve"> — 会員が集まる場でのオンリスト・グラス提供</w:t>
       </w:r>
     </w:p>
     <w:p>
@@ -1255,11 +1554,45 @@
       <w:r>
         <w:rPr>
           <w:rFonts w:ascii="游ゴシック" w:hAnsi="游ゴシック" w:eastAsia="游ゴシック"/>
+          <w:b/>
+          <w:color w:val="222222"/>
+          <w:sz w:val="21"/>
+        </w:rPr>
+        <w:t>銀座「L'atelier de oto」ほか提携店</w:t>
+      </w:r>
+      <w:r>
+        <w:rPr>
+          <w:rFonts w:ascii="游ゴシック" w:hAnsi="游ゴシック" w:eastAsia="游ゴシック"/>
           <w:b w:val="0"/>
           <w:color w:val="222222"/>
           <w:sz w:val="21"/>
         </w:rPr>
-        <w:t>直営／提携店（六本木・銀座・青山ワインマーケットEC）での中伊豆ワインのオンリスト・販売</w:t>
+        <w:t xml:space="preserve"> — WineBank CLUB加盟店ネットワークでの取扱い</w:t>
+      </w:r>
+    </w:p>
+    <w:p>
+      <w:pPr>
+        <w:pStyle w:val="ListBullet"/>
+        <w:spacing w:after="40"/>
+        <w:ind w:left="454"/>
+      </w:pPr>
+      <w:r>
+        <w:rPr>
+          <w:rFonts w:ascii="游ゴシック" w:hAnsi="游ゴシック" w:eastAsia="游ゴシック"/>
+          <w:b/>
+          <w:color w:val="222222"/>
+          <w:sz w:val="21"/>
+        </w:rPr>
+        <w:t>青山ワインマーケット（EC）</w:t>
+      </w:r>
+      <w:r>
+        <w:rPr>
+          <w:rFonts w:ascii="游ゴシック" w:hAnsi="游ゴシック" w:eastAsia="游ゴシック"/>
+          <w:b w:val="0"/>
+          <w:color w:val="222222"/>
+          <w:sz w:val="21"/>
+        </w:rPr>
+        <w:t xml:space="preserve"> — 都心・全国への販売チャネル</w:t>
       </w:r>
     </w:p>
     <w:p>
@@ -2458,7 +2791,7 @@
           <w:color w:val="666666"/>
           <w:sz w:val="19"/>
         </w:rPr>
-        <w:t>重要な論点</w:t>
+        <w:t>契約主体の整理（ご確認済み）</w:t>
       </w:r>
       <w:r>
         <w:rPr>
@@ -2467,25 +2800,7 @@
           <w:color w:val="666666"/>
           <w:sz w:val="19"/>
         </w:rPr>
-        <w:t>：業務提携契約は通常</w:t>
-      </w:r>
-      <w:r>
-        <w:rPr>
-          <w:rFonts w:ascii="游ゴシック" w:hAnsi="游ゴシック" w:eastAsia="游ゴシック"/>
-          <w:b/>
-          <w:color w:val="666666"/>
-          <w:sz w:val="19"/>
-        </w:rPr>
-        <w:t>法人間</w:t>
-      </w:r>
-      <w:r>
-        <w:rPr>
-          <w:rFonts w:ascii="游ゴシック" w:hAnsi="游ゴシック" w:eastAsia="游ゴシック"/>
-          <w:b w:val="0"/>
-          <w:color w:val="666666"/>
-          <w:sz w:val="19"/>
-        </w:rPr>
-        <w:t>で締結します。 志太会長個人でのお取り組みという前提の場合、 ①</w:t>
+        <w:t xml:space="preserve">：本件は次の2本立てで進めます。 ① </w:t>
       </w:r>
       <w:r>
         <w:rPr>
@@ -2503,7 +2818,7 @@
           <w:color w:val="666666"/>
           <w:sz w:val="19"/>
         </w:rPr>
-        <w:t>（Phase 0／志太会長個人 ⇔ WineBank）と、 ②</w:t>
+        <w:t xml:space="preserve">（志太会長個人 ⇔ WineBank）＝Phase 0。契約を待たず9月末に着手可能。 ② </w:t>
       </w:r>
       <w:r>
         <w:rPr>
@@ -2512,7 +2827,7 @@
           <w:color w:val="666666"/>
           <w:sz w:val="19"/>
         </w:rPr>
-        <w:t>施設を使う業務提携</w:t>
+        <w:t>施設利用を伴う業務提携</w:t>
       </w:r>
       <w:r>
         <w:rPr>
@@ -2521,7 +2836,7 @@
           <w:color w:val="666666"/>
           <w:sz w:val="19"/>
         </w:rPr>
-        <w:t>（シダックス中伊豆ワイナリーヒルズ株式会社 ⇔ WineBank） を分けて設計するのが実務上スムーズです。①は個人で即時に着手でき、②は最小範囲の覚書から始められます。</w:t>
+        <w:t>（シダックス中伊豆ワイナリーヒルズ株式会社 ⇔ WineBank）＝Phase 1以降。覚書から段階的に。 ①が先に動くことで、②の協議は「実物がある状態」から始められます。</w:t>
       </w:r>
     </w:p>
     <w:p>
@@ -3037,7 +3352,7 @@
           <w:color w:val="A78450"/>
           <w:sz w:val="26"/>
         </w:rPr>
-        <w:t>9. 確認させていただきたい事項</w:t>
+        <w:t>9. 次のステップ</w:t>
       </w:r>
     </w:p>
     <w:p>
@@ -3061,7 +3376,7 @@
           <w:color w:val="222222"/>
           <w:sz w:val="21"/>
         </w:rPr>
-        <w:t>提携の主体</w:t>
+        <w:t>本提案のご説明MTG</w:t>
       </w:r>
       <w:r>
         <w:rPr>
@@ -3070,7 +3385,21 @@
           <w:color w:val="222222"/>
           <w:sz w:val="21"/>
         </w:rPr>
-        <w:t>：業務提携の相手方は、シダックス中伊豆ワイナリーヒルズ株式会社でよろしいでしょうか。（志太会長個人でのお取り組みの場合、施設利用を伴う部分は法人側のご了解が必要となるため）</w:t>
+        <w:t>（9月中旬）— 志太会長・奥村様・資産運用ご担当者様へ</w:t>
+      </w:r>
+    </w:p>
+    <w:p>
+      <w:pPr>
+        <w:spacing w:after="80"/>
+      </w:pPr>
+      <w:r>
+        <w:rPr>
+          <w:rFonts w:ascii="游ゴシック" w:hAnsi="游ゴシック" w:eastAsia="游ゴシック"/>
+          <w:b w:val="0"/>
+          <w:color w:val="222222"/>
+          <w:sz w:val="21"/>
+        </w:rPr>
+        <w:t>※過去の提携事例につきましては、この場で開示可能な範囲を口頭にてご共有いたします</w:t>
       </w:r>
     </w:p>
     <w:p>
@@ -3094,7 +3423,7 @@
           <w:color w:val="222222"/>
           <w:sz w:val="21"/>
         </w:rPr>
-        <w:t>表記</w:t>
+        <w:t>銘柄構成のご提示</w:t>
       </w:r>
       <w:r>
         <w:rPr>
@@ -3103,7 +3432,7 @@
           <w:color w:val="222222"/>
           <w:sz w:val="21"/>
         </w:rPr>
-        <w:t>：「中伊豆ワイナリー」の理解で相違ございませんでしょうか。</w:t>
+        <w:t>（9月中旬〜下旬）— 資産性・贈答性・展示価値の3軸でWineBankが選定案を作成</w:t>
       </w:r>
     </w:p>
     <w:p>
@@ -3127,7 +3456,7 @@
           <w:color w:val="222222"/>
           <w:sz w:val="21"/>
         </w:rPr>
-        <w:t>スケジュール</w:t>
+        <w:t>現物購入1,000万円のご発注・決済</w:t>
       </w:r>
       <w:r>
         <w:rPr>
@@ -3136,7 +3465,7 @@
           <w:color w:val="222222"/>
           <w:sz w:val="21"/>
         </w:rPr>
-        <w:t>：現物購入分の9月末決済は、当初の想定どおり進めてよろしいでしょうか。</w:t>
+        <w:t>（9月末）</w:t>
       </w:r>
     </w:p>
     <w:p>
@@ -3160,7 +3489,7 @@
           <w:color w:val="222222"/>
           <w:sz w:val="21"/>
         </w:rPr>
-        <w:t>神山フォレスト1階レストラン</w:t>
+        <w:t>業務提携覚書（MOU）の協議開始</w:t>
       </w:r>
       <w:r>
         <w:rPr>
@@ -3169,40 +3498,7 @@
           <w:color w:val="222222"/>
           <w:sz w:val="21"/>
         </w:rPr>
-        <w:t>：本提携とは別トラックとして並行協議、という整理でよろしいでしょうか。</w:t>
-      </w:r>
-    </w:p>
-    <w:p>
-      <w:pPr>
-        <w:spacing w:after="40"/>
-        <w:ind w:left="454"/>
-      </w:pPr>
-      <w:r>
-        <w:rPr>
-          <w:rFonts w:ascii="游ゴシック" w:hAnsi="游ゴシック" w:eastAsia="游ゴシック"/>
-          <w:b w:val="0"/>
-          <w:color w:val="222222"/>
-          <w:sz w:val="21"/>
-        </w:rPr>
-        <w:t xml:space="preserve">5. </w:t>
-      </w:r>
-      <w:r>
-        <w:rPr>
-          <w:rFonts w:ascii="游ゴシック" w:hAnsi="游ゴシック" w:eastAsia="游ゴシック"/>
-          <w:b/>
-          <w:color w:val="222222"/>
-          <w:sz w:val="21"/>
-        </w:rPr>
-        <w:t>窓口</w:t>
-      </w:r>
-      <w:r>
-        <w:rPr>
-          <w:rFonts w:ascii="游ゴシック" w:hAnsi="游ゴシック" w:eastAsia="游ゴシック"/>
-          <w:b w:val="0"/>
-          <w:color w:val="222222"/>
-          <w:sz w:val="21"/>
-        </w:rPr>
-        <w:t>：ワイナリー側の実務ご担当者をご紹介いただけますでしょうか（イベント・在庫・ワインリストの実務協議のため）。</w:t>
+        <w:t>（10月／シダックス中伊豆ワイナリーヒルズ株式会社様と）</w:t>
       </w:r>
     </w:p>
     <w:p>
@@ -3421,7 +3717,7 @@
                 <w:color w:val="222222"/>
                 <w:sz w:val="18"/>
               </w:rPr>
-              <w:t>業務提携覚書（MOU）の締結、中伊豆ワイナリー訪問（実地確認）</w:t>
+              <w:t>業務提携覚書（MOU）の協議・締結、中伊豆ワイナリー訪問（実地確認）</w:t>
             </w:r>
           </w:p>
         </w:tc>
